--- a/generador/plantillas/19_Informe_satisfaccion_renovacion.docx
+++ b/generador/plantillas/19_Informe_satisfaccion_renovacion.docx
@@ -1356,61 +1356,61 @@
           <w:szCs w:val="20"/>
           <w:lang w:val="es-EC"/>
         </w:rPr>
-        <w:t xml:space="preserve">, en el componente </w:t>
-      </w:r>
-      <w:r>
-        <w:rPr>
-          <w:rFonts w:ascii="Titillium Web" w:hAnsi="Titillium Web"/>
-          <w:sz w:val="20"/>
-          <w:szCs w:val="20"/>
-          <w:lang w:val="es-EC"/>
-        </w:rPr>
-        <w:t>{</w:t>
-      </w:r>
-      <w:r>
-        <w:rPr>
-          <w:rFonts w:ascii="Titillium Web" w:hAnsi="Titillium Web"/>
-          <w:sz w:val="20"/>
-          <w:szCs w:val="20"/>
-          <w:lang w:val="es-EC"/>
-        </w:rPr>
-        <w:t>partida}</w:t>
-      </w:r>
-      <w:r>
-        <w:rPr>
-          <w:rFonts w:ascii="Titillium Web" w:hAnsi="Titillium Web"/>
-          <w:sz w:val="20"/>
-          <w:szCs w:val="20"/>
-          <w:lang w:val="es-EC"/>
-        </w:rPr>
-        <w:t xml:space="preserve"> </w:t>
-      </w:r>
-      <w:r>
-        <w:rPr>
-          <w:rFonts w:ascii="Titillium Web" w:hAnsi="Titillium Web"/>
-          <w:sz w:val="20"/>
-          <w:szCs w:val="20"/>
-          <w:lang w:val="es-EC"/>
-        </w:rPr>
-        <w:t>–</w:t>
-      </w:r>
-      <w:r>
-        <w:rPr>
-          <w:rFonts w:ascii="Titillium Web" w:hAnsi="Titillium Web"/>
-          <w:sz w:val="20"/>
-          <w:szCs w:val="20"/>
-          <w:lang w:val="es-EC"/>
-        </w:rPr>
-        <w:t xml:space="preserve"> </w:t>
-      </w:r>
-      <w:r>
-        <w:rPr>
-          <w:rFonts w:ascii="Titillium Web" w:hAnsi="Titillium Web"/>
-          <w:sz w:val="20"/>
-          <w:szCs w:val="20"/>
-          <w:lang w:val="es-EC"/>
-        </w:rPr>
-        <w:t>“{lineaNombre}”.</w:t>
+        <w:t xml:space="preserve">, en el componente {partida} – “{lineaNombre}”. Durante el período que termina, el consumo efectivamente ejecutado ascendió a USD {consumoEjecutado}, frente a un valor contratado de USD {montoTotal}; ese consumo —y no el presupuesto del contrato vigente— es la base sobre la cual se solicita la cotización del nuevo período.</w:t>
+      </w:r>
+      <w:r>
+        <w:rPr>
+          <w:rFonts w:ascii="Titillium Web" w:hAnsi="Titillium Web"/>
+          <w:sz w:val="20"/>
+          <w:szCs w:val="20"/>
+          <w:lang w:val="es-EC"/>
+        </w:rPr>
+        <w:t xml:space="preserve"/>
+      </w:r>
+      <w:r>
+        <w:rPr>
+          <w:rFonts w:ascii="Titillium Web" w:hAnsi="Titillium Web"/>
+          <w:sz w:val="20"/>
+          <w:szCs w:val="20"/>
+          <w:lang w:val="es-EC"/>
+        </w:rPr>
+        <w:t xml:space="preserve"/>
+      </w:r>
+      <w:r>
+        <w:rPr>
+          <w:rFonts w:ascii="Titillium Web" w:hAnsi="Titillium Web"/>
+          <w:sz w:val="20"/>
+          <w:szCs w:val="20"/>
+          <w:lang w:val="es-EC"/>
+        </w:rPr>
+        <w:t xml:space="preserve"/>
+      </w:r>
+      <w:r>
+        <w:rPr>
+          <w:rFonts w:ascii="Titillium Web" w:hAnsi="Titillium Web"/>
+          <w:sz w:val="20"/>
+          <w:szCs w:val="20"/>
+          <w:lang w:val="es-EC"/>
+        </w:rPr>
+        <w:t xml:space="preserve"/>
+      </w:r>
+      <w:r>
+        <w:rPr>
+          <w:rFonts w:ascii="Titillium Web" w:hAnsi="Titillium Web"/>
+          <w:sz w:val="20"/>
+          <w:szCs w:val="20"/>
+          <w:lang w:val="es-EC"/>
+        </w:rPr>
+        <w:t xml:space="preserve"/>
+      </w:r>
+      <w:r>
+        <w:rPr>
+          <w:rFonts w:ascii="Titillium Web" w:hAnsi="Titillium Web"/>
+          <w:sz w:val="20"/>
+          <w:szCs w:val="20"/>
+          <w:lang w:val="es-EC"/>
+        </w:rPr>
+        <w:t xml:space="preserve"/>
       </w:r>
     </w:p>
     <w:p>

--- a/generador/plantillas/19_Informe_satisfaccion_renovacion.docx
+++ b/generador/plantillas/19_Informe_satisfaccion_renovacion.docx
@@ -488,7 +488,7 @@
           <w:sz w:val="20"/>
           <w:szCs w:val="20"/>
         </w:rPr>
-        <w:t>l servicio es de carácter recurrente y su continuidad es necesaria para la operación del área protegida: la interrupción del servicio a partir del {arranqueSucesor} afectaría directamente la gestión del {area}.</w:t>
+        <w:t xml:space="preserve">l servicio es de carácter recurrente y su continuidad es necesaria para la operación del área protegida: la interrupción del servicio a partir del {arranqueSucesor} afectaría directamente la gestión {dellaAP} {area}.</w:t>
       </w:r>
     </w:p>
     <w:p>
